--- a/bao-cao/Chuong4_hoan_chinh.docx
+++ b/bao-cao/Chuong4_hoan_chinh.docx
@@ -603,7 +603,7 @@
         <w:t xml:space="preserve"> </w:t>
       </w:r>
       <w:r>
-        <w:t xml:space="preserve">áp dụng chiến thuật đối lập: ghi với tần suất thấp, cố tình duy trì lưu lượng gần với mức bình thường để tránh các cơ chế phát hiện dựa trên ngưỡng. Module ghi bit STOP vào vùng nhớ điều khiển, đồng thời xóa bit START tương ứng để ngăn PLC tự khởi động lại, với chu kỳ ngẫu nhiên 1,5-3,0 giây — tương đương tần suất của một lần polling HMI thông thường. Trước mỗi lần ghi, module đọc trạng thái hiện tại và chỉ ghi khi giá trị chưa đúng với mục tiêu, giảm thêm số lượng gói tin phát sinh. Hậu quả thực tế là hệ thống bị dừng lặp đi lặp lại dai dẳng, trong khi lưu lượng mạng nhìn bề ngoài không có gì bất thường — sự tồn tại của nhãn này trong bộ dữ liệu đòi hỏi mô hình phát hiện xâm nhập phải học cách phân tích ngữ nghĩa của từng gói tin S7comm, thay vì chỉ dựa vào khối lượng lưu lượng.</w:t>
+        <w:t xml:space="preserve">áp dụng chiến thuật đối lập: ghi với tần suất thấp, cố tình duy trì lưu lượng gần với mức bình thường để tránh các cơ chế phát hiện dựa trên ngưỡng. Module ghi trực tiếp vào cặp bit START/STOP (M5.0/M5.1, Bảng 3.15) — cùng hai biến mà người vận hành hợp lệ dùng để khởi động và dừng hệ thống — đồng thời xóa bit START tương ứng để ngăn PLC tự khởi động lại, với chu kỳ ngẫu nhiên 1,5-3,0 giây — tương đương tần suất của một lần polling HMI thông thường. Trước mỗi lần ghi, module đọc trạng thái hiện tại và chỉ ghi khi giá trị chưa đúng với mục tiêu, giảm thêm số lượng gói tin phát sinh. Hậu quả thực tế là hệ thống bị dừng lặp đi lặp lại dai dẳng, trong khi lưu lượng mạng nhìn bề ngoài không có gì bất thường — sự tồn tại của nhãn này trong bộ dữ liệu đòi hỏi mô hình phát hiện xâm nhập phải học cách phân tích ngữ nghĩa của từng gói tin S7comm, thay vì chỉ dựa vào khối lượng lưu lượng.</w:t>
       </w:r>
     </w:p>
     <w:p>
@@ -636,7 +636,7 @@
         <w:t xml:space="preserve"> </w:t>
       </w:r>
       <w:r>
-        <w:t xml:space="preserve">nhắm vào các thông số thời gian chi phối nhịp vận hành của hệ thống — một dạng tấn công tinh vi hơn vì không có thiết bị nào dừng đột ngột, hệ thống vẫn chạy bình thường về mặt hình thức, nhưng nhịp vận hành đã bị phá vỡ hoàn toàn. Trong kịch bản băng truyền, các biến CD1, CD2, CD3 (thời gian dừng xử lý tại ba trạm, kiểu DINT, đơn vị mili-giây) lưu tại các địa chỉ MD54, MD58, MD62. Module chọn một giá trị bất thường cho mỗi biến — ví dụ đổi từ 5.000ms mặc định sang các giá trị như 100, 250, 45.000, 60.000 hoặc 90.000ms — rồi ghi từng biến</w:t>
+        <w:t xml:space="preserve">nhắm vào các thông số thời gian chi phối nhịp vận hành của hệ thống — chính là các biến CD1, CD2, CD3 đã mô tả ở Bảng 3.15 (mục 3.2.3) — một dạng tấn công tinh vi hơn vì không có thiết bị nào dừng đột ngột, hệ thống vẫn chạy bình thường về mặt hình thức, nhưng nhịp vận hành đã bị phá vỡ hoàn toàn. Module chọn một giá trị bất thường cho mỗi biến — ví dụ đổi từ 5.000ms mặc định sang các giá trị như 100, 250, 45.000, 60.000 hoặc 90.000ms — rồi ghi từng biến</w:t>
       </w:r>
       <w:r>
         <w:t xml:space="preserve"> </w:t>
@@ -679,7 +679,7 @@
         <w:t xml:space="preserve"> </w:t>
       </w:r>
       <w:r>
-        <w:t xml:space="preserve">Đây là hình thức tấn công tinh vi nhất trong nhóm: thay vì can thiệp vào đầu ra hay thông số điều khiển, module tác động vào chính dữ liệu đầu vào — tín hiệu cảm biến mà PLC dùng để ra quyết định. Điểm yếu bị khai thác là tín hiệu cảm biến trong chương trình PLC được lưu ở vùng nhớ Marker thay vì vùng Process Input thực, và vùng Marker có thể bị ghi đè tự do qua S7comm mà không có cơ chế bảo vệ riêng. Trong kịch bản băng truyền, các bit Vat_1 (M5.4), Vat_2 (M5.6) và Vat_3 (M6.0) đại diện cho cảm biến phát hiện vật thể tại ba trạm; module ghi đè các bit này bằng tổ hợp giá trị giả với chu kỳ 0,4-1,5 giây. Khi thông tin đầu vào đã bị làm sai lệch, logic điều khiển dù được lập trình đúng đắn đến đâu cũng đưa ra quyết định sai — băng truyền có thể dừng nhầm chỗ, bỏ sót vật thể hoặc gây va chạm, trong khi bản thân chương trình điều khiển không hề có lỗi. Đây là thách thức phân loại đặc biệt cho IDS: các gói tin sinh ra hoàn toàn hợp lệ về cú pháp, chỉ khác ở nội dung giá trị và tần suất ghi, đòi hỏi mô hình phải học được ngữ nghĩa của các giá trị cảm biến hợp lệ trong từng trạng thái vận hành.</w:t>
+        <w:t xml:space="preserve">Đây là hình thức tấn công tinh vi nhất trong nhóm: thay vì can thiệp vào đầu ra hay thông số điều khiển, module tác động vào chính dữ liệu đầu vào — tín hiệu cảm biến mà PLC dùng để ra quyết định. Điểm yếu bị khai thác là tín hiệu cảm biến trong chương trình PLC được lưu ở vùng nhớ Marker thay vì vùng Process Input thực, và vùng Marker có thể bị ghi đè tự do qua S7comm mà không có cơ chế bảo vệ riêng. Mục tiêu chính là ba bit Vat_1, Vat_2, Vat_3 (Bảng 3.15, mục 3.2.3) — cảm biến phát hiện vật thể tại ba trạm của chương trình băng truyền; module ghi đè các bit này bằng tổ hợp giá trị giả với chu kỳ 0,4-1,5 giây. Khi thông tin đầu vào đã bị làm sai lệch, logic điều khiển dù được lập trình đúng đắn đến đâu cũng đưa ra quyết định sai — băng truyền có thể dừng nhầm chỗ, bỏ sót vật thể hoặc gây va chạm, trong khi bản thân chương trình điều khiển không hề có lỗi. Đây là thách thức phân loại đặc biệt cho IDS: các gói tin sinh ra hoàn toàn hợp lệ về cú pháp, chỉ khác ở nội dung giá trị và tần suất ghi, đòi hỏi mô hình phải học được ngữ nghĩa của các giá trị cảm biến hợp lệ trong từng trạng thái vận hành.</w:t>
       </w:r>
     </w:p>
     <w:bookmarkEnd w:id="26"/>
@@ -1133,6 +1133,170 @@
     <w:bookmarkEnd w:id="27"/>
     <w:bookmarkEnd w:id="28"/>
     <w:bookmarkStart w:id="29" w:name="tiểu-kết-chương-4"/>
+    <w:p>
+      <w:pPr>
+        <w:pStyle w:val="Heading3"/>
+      </w:pPr>
+      <w:r>
+        <w:t>4.2.6. Thực nghiệm phát hiện và phân loại tấn công OPC UA</w:t>
+      </w:r>
+    </w:p>
+    <w:p>
+      <w:pPr>
+        <w:pStyle w:val="BodyText"/>
+        <w:jc w:val="both"/>
+      </w:pPr>
+      <w:r>
+        <w:t>Ngoài các module trên nền S7comm/Profinet, đồ án bổ sung bề mặt OPC UA (cổng 4840). Từ 286 phân đoạn PCAP thu ở cổng mirror (gộp 311 MB, 1,66 triệu gói, 4h45), bộ trích xuất extract_opcua_features.py sinh 3.427 cửa sổ 5 giây × 28 đặc trưng, gán nhãn theo timeline gồm benign và 11 lớp tấn công (224 lần tấn công). Đánh giá bằng RandomForest với GroupKFold theo episode để chống rò rỉ. Phát hiện nhị phân benign–tấn công đạt F1 = 0.959 (precision 0.986, recall 0.934); ở mức episode, 224/224 lần tấn công đều được phát hiện (100%). Với phân loại đa lớp, sau hai xử lý — gộp hai lớp Write giống hệt nhau trên wire và bỏ class_weight='balanced' vốn tạo cảnh báo giả — macro-F1 tăng từ 0,814 lên 0.929.</w:t>
+      </w:r>
+    </w:p>
+    <w:p>
+      <w:pPr>
+        <w:pStyle w:val="BodyText"/>
+        <w:jc w:val="center"/>
+      </w:pPr>
+      <w:r>
+        <w:drawing>
+          <wp:inline>
+            <wp:extent cx="4680000" cy="2801099"/>
+            <wp:docPr id="1" name="Picture 1"/>
+            <wp:cNvGraphicFramePr>
+              <a:graphicFrameLocks noChangeAspect="1"/>
+            </wp:cNvGraphicFramePr>
+            <a:graphic>
+              <a:graphicData uri="http://schemas.openxmlformats.org/drawingml/2006/picture">
+                <pic:pic>
+                  <pic:nvPicPr>
+                    <pic:cNvPr id="0" name="macrof1_configs.png"/>
+                    <pic:cNvPicPr/>
+                  </pic:nvPicPr>
+                  <pic:blipFill>
+                    <a:blip r:embed="rId9"/>
+                    <a:stretch>
+                      <a:fillRect/>
+                    </a:stretch>
+                  </pic:blipFill>
+                  <pic:spPr>
+                    <a:xfrm>
+                      <a:off x="0" y="0"/>
+                      <a:ext cx="4680000" cy="2801099"/>
+                    </a:xfrm>
+                    <a:prstGeom prst="rect"/>
+                  </pic:spPr>
+                </pic:pic>
+              </a:graphicData>
+            </a:graphic>
+          </wp:inline>
+        </w:drawing>
+      </w:r>
+    </w:p>
+    <w:p>
+      <w:pPr>
+        <w:pStyle w:val="BodyText"/>
+        <w:jc w:val="center"/>
+      </w:pPr>
+      <w:r>
+        <w:t>Hình 4.12. Tác động của hai xử lý lên macro-F1 phân loại đa lớp (0,814 → 0,929).</w:t>
+      </w:r>
+    </w:p>
+    <w:p>
+      <w:pPr>
+        <w:pStyle w:val="BodyText"/>
+        <w:jc w:val="center"/>
+      </w:pPr>
+      <w:r>
+        <w:drawing>
+          <wp:inline>
+            <wp:extent cx="5400000" cy="3336326"/>
+            <wp:docPr id="2" name="Picture 2"/>
+            <wp:cNvGraphicFramePr>
+              <a:graphicFrameLocks noChangeAspect="1"/>
+            </wp:cNvGraphicFramePr>
+            <a:graphic>
+              <a:graphicData uri="http://schemas.openxmlformats.org/drawingml/2006/picture">
+                <pic:pic>
+                  <pic:nvPicPr>
+                    <pic:cNvPr id="0" name="f1_per_class.png"/>
+                    <pic:cNvPicPr/>
+                  </pic:nvPicPr>
+                  <pic:blipFill>
+                    <a:blip r:embed="rId10"/>
+                    <a:stretch>
+                      <a:fillRect/>
+                    </a:stretch>
+                  </pic:blipFill>
+                  <pic:spPr>
+                    <a:xfrm>
+                      <a:off x="0" y="0"/>
+                      <a:ext cx="5400000" cy="3336326"/>
+                    </a:xfrm>
+                    <a:prstGeom prst="rect"/>
+                  </pic:spPr>
+                </pic:pic>
+              </a:graphicData>
+            </a:graphic>
+          </wp:inline>
+        </w:drawing>
+      </w:r>
+    </w:p>
+    <w:p>
+      <w:pPr>
+        <w:pStyle w:val="BodyText"/>
+        <w:jc w:val="center"/>
+      </w:pPr>
+      <w:r>
+        <w:t>Hình 4.13. F1 theo từng lớp (cấu hình khuyến nghị). Chín trên mười một lớp đạt ≥ 0,94; hai lớp low-volume (màu cam) chỉ đáng tin ở mức episode.</w:t>
+      </w:r>
+    </w:p>
+    <w:p>
+      <w:pPr>
+        <w:pStyle w:val="BodyText"/>
+        <w:jc w:val="center"/>
+      </w:pPr>
+      <w:r>
+        <w:drawing>
+          <wp:inline>
+            <wp:extent cx="5040000" cy="4580754"/>
+            <wp:docPr id="3" name="Picture 3"/>
+            <wp:cNvGraphicFramePr>
+              <a:graphicFrameLocks noChangeAspect="1"/>
+            </wp:cNvGraphicFramePr>
+            <a:graphic>
+              <a:graphicData uri="http://schemas.openxmlformats.org/drawingml/2006/picture">
+                <pic:pic>
+                  <pic:nvPicPr>
+                    <pic:cNvPr id="0" name="cm_opcua.png"/>
+                    <pic:cNvPicPr/>
+                  </pic:nvPicPr>
+                  <pic:blipFill>
+                    <a:blip r:embed="rId11"/>
+                    <a:stretch>
+                      <a:fillRect/>
+                    </a:stretch>
+                  </pic:blipFill>
+                  <pic:spPr>
+                    <a:xfrm>
+                      <a:off x="0" y="0"/>
+                      <a:ext cx="5040000" cy="4580754"/>
+                    </a:xfrm>
+                    <a:prstGeom prst="rect"/>
+                  </pic:spPr>
+                </pic:pic>
+              </a:graphicData>
+            </a:graphic>
+          </wp:inline>
+        </w:drawing>
+      </w:r>
+    </w:p>
+    <w:p>
+      <w:pPr>
+        <w:pStyle w:val="BodyText"/>
+        <w:jc w:val="center"/>
+      </w:pPr>
+      <w:r>
+        <w:t>Hình 4.14. Ma trận nhầm lẫn OPC UA (màu = recall theo hàng, số = số cửa sổ). Đường chéo đậm phản ánh phân loại tốt; SESSION_BURST recall thấp là hệ quả chia cửa sổ.</w:t>
+      </w:r>
+    </w:p>
     <w:p>
       <w:pPr>
         <w:pStyle w:val="Heading2"/>
